--- a/courseware/LG-Certified Lean Six Sigma Yellow Belt (CLSSYB) Training.docx
+++ b/courseware/LG-Certified Lean Six Sigma Yellow Belt (CLSSYB) Training.docx
@@ -179,7 +179,7 @@
           <w:color w:val="1F6FEB"/>
           <w:sz w:val="24"/>
         </w:rPr>
-        <w:t>Version 7</w:t>
+        <w:t>Version 8</w:t>
       </w:r>
     </w:p>
     <w:p>
@@ -482,7 +482,7 @@
               <w:rPr>
                 <w:sz w:val="19"/>
               </w:rPr>
-              <w:t>20 July 2026</w:t>
+              <w:t>23 September 2026</w:t>
             </w:r>
           </w:p>
         </w:tc>
@@ -540,7 +540,7 @@
               <w:rPr>
                 <w:sz w:val="19"/>
               </w:rPr>
-              <w:t>20 July 2026</w:t>
+              <w:t>23 September 2026</w:t>
             </w:r>
           </w:p>
         </w:tc>
@@ -598,7 +598,7 @@
               <w:rPr>
                 <w:sz w:val="19"/>
               </w:rPr>
-              <w:t>20 July 2026</w:t>
+              <w:t>23 September 2026</w:t>
             </w:r>
           </w:p>
         </w:tc>
@@ -689,6 +689,64 @@
           </w:p>
         </w:tc>
       </w:tr>
+      <w:tr>
+        <w:tc>
+          <w:tcPr>
+            <w:tcW w:type="dxa" w:w="2160"/>
+          </w:tcPr>
+          <w:p>
+            <w:r/>
+            <w:r>
+              <w:rPr>
+                <w:sz w:val="19"/>
+              </w:rPr>
+              <w:t>8</w:t>
+            </w:r>
+          </w:p>
+        </w:tc>
+        <w:tc>
+          <w:tcPr>
+            <w:tcW w:type="dxa" w:w="2160"/>
+          </w:tcPr>
+          <w:p>
+            <w:r/>
+            <w:r>
+              <w:rPr>
+                <w:sz w:val="19"/>
+              </w:rPr>
+              <w:t>23 September 2026</w:t>
+            </w:r>
+          </w:p>
+        </w:tc>
+        <w:tc>
+          <w:tcPr>
+            <w:tcW w:type="dxa" w:w="2160"/>
+          </w:tcPr>
+          <w:p>
+            <w:r/>
+            <w:r>
+              <w:rPr>
+                <w:sz w:val="19"/>
+              </w:rPr>
+              <w:t>Labs restructured into one self-contained folder per lab, each with its own mock data (data/*.csv) and blank worksheets (templates/*.csv). The Contoso Service Desk data set is now generated from a single verified source and reconciles exactly with the Case Study assessment figures (400 tickets, 96 defective, 120 defects, yield 76%, DPU 0.30, DPMO 50,000). Slides, Lesson Plan and Learner Guide updated to reference the lab data.</w:t>
+            </w:r>
+          </w:p>
+        </w:tc>
+        <w:tc>
+          <w:tcPr>
+            <w:tcW w:type="dxa" w:w="2160"/>
+          </w:tcPr>
+          <w:p>
+            <w:r/>
+            <w:r>
+              <w:rPr>
+                <w:sz w:val="19"/>
+              </w:rPr>
+              <w:t>Dr. Alfred Ang</w:t>
+            </w:r>
+          </w:p>
+        </w:tc>
+      </w:tr>
     </w:tbl>
     <w:p>
       <w:r>
@@ -816,7 +874,7 @@
         </w:rPr>
         <w:t>Lab 1 — Yellow Belt Role, Certification Paths, and Improvement Scenario  [Core]</w:t>
         <w:tab/>
-        <w:t>7</w:t>
+        <w:t>8</w:t>
       </w:r>
     </w:p>
     <w:p>
@@ -835,7 +893,7 @@
         </w:rPr>
         <w:t>DEFINE — Define — Scope the Problem  (25%)</w:t>
         <w:tab/>
-        <w:t>8</w:t>
+        <w:t>9</w:t>
       </w:r>
     </w:p>
     <w:p>
@@ -855,7 +913,7 @@
         </w:rPr>
         <w:t>Lab 2 — Lean, Six Sigma, Waste, Voice of Customer, and Value  [Core]</w:t>
         <w:tab/>
-        <w:t>8</w:t>
+        <w:t>9</w:t>
       </w:r>
     </w:p>
     <w:p>
@@ -875,7 +933,7 @@
         </w:rPr>
         <w:t>Lab 3 — SIPOC, Process Mapping, Handoffs, and SME Support  [Core]</w:t>
         <w:tab/>
-        <w:t>9</w:t>
+        <w:t>10</w:t>
       </w:r>
     </w:p>
     <w:p>
@@ -895,7 +953,7 @@
         </w:rPr>
         <w:t>Lab 4 — PDCA Small Improvement Project Charter  [Elective]</w:t>
         <w:tab/>
-        <w:t>10</w:t>
+        <w:t>11</w:t>
       </w:r>
     </w:p>
     <w:p>
@@ -915,7 +973,7 @@
         </w:rPr>
         <w:t>Lab 5 — DMAIC Overview, Problem Statement, Scope, and Stakeholders  [Core]</w:t>
         <w:tab/>
-        <w:t>10</w:t>
+        <w:t>12</w:t>
       </w:r>
     </w:p>
     <w:p>
@@ -935,7 +993,7 @@
         </w:rPr>
         <w:t>Lab 11 — Affinity Diagram and Kano Analysis  [Elective]</w:t>
         <w:tab/>
-        <w:t>11</w:t>
+        <w:t>13</w:t>
       </w:r>
     </w:p>
     <w:p>
@@ -954,7 +1012,7 @@
         </w:rPr>
         <w:t>MEASURE — Measure — Quantify Performance  (25%)</w:t>
         <w:tab/>
-        <w:t>12</w:t>
+        <w:t>14</w:t>
       </w:r>
     </w:p>
     <w:p>
@@ -974,7 +1032,7 @@
         </w:rPr>
         <w:t>Lab 6 — Data Collection, KPIs, Check Sheets, and Basic Metrics  [Core]</w:t>
         <w:tab/>
-        <w:t>12</w:t>
+        <w:t>14</w:t>
       </w:r>
     </w:p>
     <w:p>
@@ -994,7 +1052,7 @@
         </w:rPr>
         <w:t>Lab 12 — Value Stream Map and Takt Time  [Elective]</w:t>
         <w:tab/>
-        <w:t>13</w:t>
+        <w:t>15</w:t>
       </w:r>
     </w:p>
     <w:p>
@@ -1013,7 +1071,7 @@
         </w:rPr>
         <w:t>ANALYZE — Analyze — Find the Root Cause  (20%)</w:t>
         <w:tab/>
-        <w:t>14</w:t>
+        <w:t>16</w:t>
       </w:r>
     </w:p>
     <w:p>
@@ -1033,7 +1091,7 @@
         </w:rPr>
         <w:t>Lab 7 — Pareto, Run Charts, Variation, Yield, DPU, and DPMO  [Core]</w:t>
         <w:tab/>
-        <w:t>14</w:t>
+        <w:t>16</w:t>
       </w:r>
     </w:p>
     <w:p>
@@ -1053,7 +1111,7 @@
         </w:rPr>
         <w:t>Lab 8 — Root Cause Analysis with 5 Whys, Fishbone, and Evidence  [Core]</w:t>
         <w:tab/>
-        <w:t>15</w:t>
+        <w:t>18</w:t>
       </w:r>
     </w:p>
     <w:p>
@@ -1072,7 +1130,7 @@
         </w:rPr>
         <w:t>IMPROVE — Improve — Fix the Cause  (10%)</w:t>
         <w:tab/>
-        <w:t>16</w:t>
+        <w:t>19</w:t>
       </w:r>
     </w:p>
     <w:p>
@@ -1092,7 +1150,7 @@
         </w:rPr>
         <w:t>Lab 9 — Countermeasures, 5S, Mistake Proofing, Standard Work, and Kaizen  [Core]</w:t>
         <w:tab/>
-        <w:t>16</w:t>
+        <w:t>19</w:t>
       </w:r>
     </w:p>
     <w:p>
@@ -1112,7 +1170,7 @@
         </w:rPr>
         <w:t>Lab 13 — Solution Selection Matrix, Benchmarking, and FMEA  [Elective]</w:t>
         <w:tab/>
-        <w:t>17</w:t>
+        <w:t>20</w:t>
       </w:r>
     </w:p>
     <w:p>
@@ -1131,7 +1189,7 @@
         </w:rPr>
         <w:t>CONTROL — Control — Hold the Gain  (5%)</w:t>
         <w:tab/>
-        <w:t>17</w:t>
+        <w:t>21</w:t>
       </w:r>
     </w:p>
     <w:p>
@@ -1151,7 +1209,7 @@
         </w:rPr>
         <w:t>Lab 10 — Control Plan, A3 Summary, Handover, and Certification Readiness  [Core]</w:t>
         <w:tab/>
-        <w:t>18</w:t>
+        <w:t>21</w:t>
       </w:r>
     </w:p>
     <w:p>
@@ -1171,7 +1229,7 @@
         </w:rPr>
         <w:t>Lab 14 — Descriptive Statistics and Implementation Planning  [Elective]</w:t>
         <w:tab/>
-        <w:t>18</w:t>
+        <w:t>22</w:t>
       </w:r>
     </w:p>
     <w:p>
@@ -1190,7 +1248,7 @@
         </w:rPr>
         <w:t>Quick Reference — Formulas You Should Know</w:t>
         <w:tab/>
-        <w:t>19</w:t>
+        <w:t>23</w:t>
       </w:r>
     </w:p>
     <w:p>
@@ -1209,7 +1267,7 @@
         </w:rPr>
         <w:t>Quick Reference — The Eight Wastes (DOWNTIME)</w:t>
         <w:tab/>
-        <w:t>20</w:t>
+        <w:t>24</w:t>
       </w:r>
     </w:p>
     <w:p>
@@ -1228,7 +1286,7 @@
         </w:rPr>
         <w:t>Preparing for the Assessment</w:t>
         <w:tab/>
-        <w:t>20</w:t>
+        <w:t>24</w:t>
       </w:r>
     </w:p>
     <w:p>
@@ -1247,7 +1305,7 @@
         </w:rPr>
         <w:t>Glossary</w:t>
         <w:tab/>
-        <w:t>20</w:t>
+        <w:t>25</w:t>
       </w:r>
     </w:p>
     <w:p>
@@ -1569,6 +1627,73 @@
           <w:color w:val="1F6FEB"/>
           <w:sz w:val="22"/>
         </w:rPr>
+        <w:t>The Contoso Service Desk data set</w:t>
+      </w:r>
+    </w:p>
+    <w:p>
+      <w:r>
+        <w:t>Every lab works from one real-shaped data set: two weeks of service desk activity — 400 tickets, of which 96 contained at least one defect, with 120 defects recorded across 6 defect opportunities per ticket. Mean assignment time is 55 minutes (median 46) against a 30-minute improvement goal.</w:t>
+      </w:r>
+    </w:p>
+    <w:p>
+      <w:r>
+        <w:t>These are the same figures the Case Study assessment uses, so the numbers you calculate in the labs are the numbers you will be assessed on.</w:t>
+      </w:r>
+    </w:p>
+    <w:p>
+      <w:pPr>
+        <w:pStyle w:val="ListBullet"/>
+      </w:pPr>
+      <w:r>
+        <w:t>Yield 76% · DPU 0.30 · DPO 0.0500 · DPMO 50,000 · sigma level ~3.1.</w:t>
+      </w:r>
+    </w:p>
+    <w:p>
+      <w:pPr>
+        <w:pStyle w:val="ListBullet"/>
+      </w:pPr>
+      <w:r>
+        <w:t>Pareto vital few: Delayed assignment (40%) and Missing information (25%) — 65% of all defects.</w:t>
+      </w:r>
+    </w:p>
+    <w:p>
+      <w:pPr>
+        <w:pStyle w:val="ListBullet"/>
+      </w:pPr>
+      <w:r>
+        <w:t>The run chart hides a genuine special cause: performance shifts from day 7, when the ITSM platform was migrated.</w:t>
+      </w:r>
+    </w:p>
+    <w:p>
+      <w:pPr>
+        <w:pStyle w:val="ListBullet"/>
+      </w:pPr>
+      <w:r>
+        <w:t>Each lab folder carries its own data/ (mock data to analyse) and templates/ (worksheets to complete).</w:t>
+      </w:r>
+    </w:p>
+    <w:p>
+      <w:r>
+        <w:rPr>
+          <w:b/>
+          <w:color w:val="1F6FEB"/>
+          <w:sz w:val="22"/>
+        </w:rPr>
+        <w:t>Where to find each lab's files</w:t>
+      </w:r>
+    </w:p>
+    <w:p>
+      <w:r>
+        <w:t>Each lab is a self-contained folder under labs/ — labs/lab-NN-&lt;name&gt;/ — containing README.md (the worksheet), data/ (the CSV mock data) and templates/ (the blank CSV worksheets you fill in). Open the CSV files in Excel, Google Sheets or LibreOffice Calc, and always work on a copy.</w:t>
+      </w:r>
+    </w:p>
+    <w:p>
+      <w:r>
+        <w:rPr>
+          <w:b/>
+          <w:color w:val="1F6FEB"/>
+          <w:sz w:val="22"/>
+        </w:rPr>
         <w:t>Conventions used in every lab</w:t>
       </w:r>
     </w:p>
@@ -1765,6 +1890,53 @@
           <w:color w:val="1F6FEB"/>
           <w:sz w:val="22"/>
         </w:rPr>
+        <w:t>Data and worksheets for this lab</w:t>
+      </w:r>
+    </w:p>
+    <w:p>
+      <w:pPr>
+        <w:pStyle w:val="ListBullet"/>
+      </w:pPr>
+      <w:r>
+        <w:t>data/service-desk-tickets.csv — 400 rows of mock data (ticket_id, date, ticket_type, channel, assigned_queue, agent, assignment_time_min, met_30min_goal, defect_count, defect_categories, reopened)</w:t>
+      </w:r>
+    </w:p>
+    <w:p>
+      <w:pPr>
+        <w:pStyle w:val="ListBullet"/>
+      </w:pPr>
+      <w:r>
+        <w:t>templates/belt-pathway-comparison.csv — worksheet to complete (belt, typical_role, training_days, leads_or_supports, typical_project_scope)</w:t>
+      </w:r>
+    </w:p>
+    <w:p>
+      <w:pPr>
+        <w:pStyle w:val="ListBullet"/>
+      </w:pPr>
+      <w:r>
+        <w:t>templates/project-selection-criteria.csv — worksheet to complete (criterion, does_the_scenario_meet_it, evidence)</w:t>
+      </w:r>
+    </w:p>
+    <w:p>
+      <w:pPr>
+        <w:pStyle w:val="ListBullet"/>
+      </w:pPr>
+      <w:r>
+        <w:t>templates/yellow-belt-responsibilities.csv — worksheet to complete (responsibility, your_contribution, belt_that_leads_it)</w:t>
+      </w:r>
+    </w:p>
+    <w:p>
+      <w:r>
+        <w:t>The scenario brief and the two weeks of ticket data are in data/.</w:t>
+      </w:r>
+    </w:p>
+    <w:p>
+      <w:r>
+        <w:rPr>
+          <w:b/>
+          <w:color w:val="1F6FEB"/>
+          <w:sz w:val="22"/>
+        </w:rPr>
         <w:t>Check your work</w:t>
       </w:r>
     </w:p>
@@ -1785,7 +1957,7 @@
         <w:rPr>
           <w:sz w:val="20"/>
         </w:rPr>
-        <w:t>The full worksheet for this lab is in labs/lab-01-*.md.</w:t>
+        <w:t>The full worksheet, the mock data and the blank templates for this lab are in labs/lab-01-yellow-belt-role-certification-paths-and-improvement-scenari/ — open README.md in that folder.</w:t>
       </w:r>
     </w:p>
     <w:p/>
@@ -1958,6 +2130,53 @@
           <w:color w:val="1F6FEB"/>
           <w:sz w:val="22"/>
         </w:rPr>
+        <w:t>Data and worksheets for this lab</w:t>
+      </w:r>
+    </w:p>
+    <w:p>
+      <w:pPr>
+        <w:pStyle w:val="ListBullet"/>
+      </w:pPr>
+      <w:r>
+        <w:t>data/voice-of-customer.csv — 10 rows of mock data (id, customer_statement, source, date)</w:t>
+      </w:r>
+    </w:p>
+    <w:p>
+      <w:pPr>
+        <w:pStyle w:val="ListBullet"/>
+      </w:pPr>
+      <w:r>
+        <w:t>data/waste-walk-observations.csv — 10 rows of mock data (obs_id, observation, process_step, time_lost_min, waste_type)</w:t>
+      </w:r>
+    </w:p>
+    <w:p>
+      <w:pPr>
+        <w:pStyle w:val="ListBullet"/>
+      </w:pPr>
+      <w:r>
+        <w:t>templates/value-added-analysis.csv — worksheet to complete (step_no, activity, VA_BVA_NVA, justification)</w:t>
+      </w:r>
+    </w:p>
+    <w:p>
+      <w:pPr>
+        <w:pStyle w:val="ListBullet"/>
+      </w:pPr>
+      <w:r>
+        <w:t>templates/voc-to-ctq.csv — worksheet to complete (voc_id, customer_statement, need, ctq_requirement, measure, target)</w:t>
+      </w:r>
+    </w:p>
+    <w:p>
+      <w:r>
+        <w:t>Tag every waste-walk observation with one of the eight DOWNTIME waste types.</w:t>
+      </w:r>
+    </w:p>
+    <w:p>
+      <w:r>
+        <w:rPr>
+          <w:b/>
+          <w:color w:val="1F6FEB"/>
+          <w:sz w:val="22"/>
+        </w:rPr>
         <w:t>Check your work</w:t>
       </w:r>
     </w:p>
@@ -1978,7 +2197,7 @@
         <w:rPr>
           <w:sz w:val="20"/>
         </w:rPr>
-        <w:t>The full worksheet for this lab is in labs/lab-02-*.md.</w:t>
+        <w:t>The full worksheet, the mock data and the blank templates for this lab are in labs/lab-02-lean-six-sigma-waste-voice-of-customer-and-value/ — open README.md in that folder.</w:t>
       </w:r>
     </w:p>
     <w:p/>
@@ -2090,6 +2309,45 @@
           <w:color w:val="1F6FEB"/>
           <w:sz w:val="22"/>
         </w:rPr>
+        <w:t>Data and worksheets for this lab</w:t>
+      </w:r>
+    </w:p>
+    <w:p>
+      <w:pPr>
+        <w:pStyle w:val="ListBullet"/>
+      </w:pPr>
+      <w:r>
+        <w:t>data/process-steps.csv — 7 rows of mock data (step_no, activity, actor, system, process_time_min, wait_time_min, handoff_to)</w:t>
+      </w:r>
+    </w:p>
+    <w:p>
+      <w:pPr>
+        <w:pStyle w:val="ListBullet"/>
+      </w:pPr>
+      <w:r>
+        <w:t>templates/handoff-register.csv — worksheet to complete (handoff_no, from_actor, to_actor, trigger, owner_both_sides, pain_point)</w:t>
+      </w:r>
+    </w:p>
+    <w:p>
+      <w:pPr>
+        <w:pStyle w:val="ListBullet"/>
+      </w:pPr>
+      <w:r>
+        <w:t>templates/sipoc.csv — worksheet to complete (suppliers, inputs, process_step, outputs, customers)</w:t>
+      </w:r>
+    </w:p>
+    <w:p>
+      <w:r>
+        <w:t>data/process-steps.csv holds the as-is step, actor, system and timing data.</w:t>
+      </w:r>
+    </w:p>
+    <w:p>
+      <w:r>
+        <w:rPr>
+          <w:b/>
+          <w:color w:val="1F6FEB"/>
+          <w:sz w:val="22"/>
+        </w:rPr>
         <w:t>Check your work</w:t>
       </w:r>
     </w:p>
@@ -2110,7 +2368,7 @@
         <w:rPr>
           <w:sz w:val="20"/>
         </w:rPr>
-        <w:t>The full worksheet for this lab is in labs/lab-03-*.md.</w:t>
+        <w:t>The full worksheet, the mock data and the blank templates for this lab are in labs/lab-03-sipoc-process-mapping-handoffs-and-sme-support/ — open README.md in that folder.</w:t>
       </w:r>
     </w:p>
     <w:p/>
@@ -2212,6 +2470,29 @@
           <w:color w:val="1F6FEB"/>
           <w:sz w:val="22"/>
         </w:rPr>
+        <w:t>Data and worksheets for this lab</w:t>
+      </w:r>
+    </w:p>
+    <w:p>
+      <w:pPr>
+        <w:pStyle w:val="ListBullet"/>
+      </w:pPr>
+      <w:r>
+        <w:t>templates/pdca-charter.csv — worksheet to complete (section, content)</w:t>
+      </w:r>
+    </w:p>
+    <w:p>
+      <w:r>
+        <w:t>Baseline figures for the goal statement come from data/daily-summary.csv.</w:t>
+      </w:r>
+    </w:p>
+    <w:p>
+      <w:r>
+        <w:rPr>
+          <w:b/>
+          <w:color w:val="1F6FEB"/>
+          <w:sz w:val="22"/>
+        </w:rPr>
         <w:t>Check your work</w:t>
       </w:r>
     </w:p>
@@ -2232,7 +2513,7 @@
         <w:rPr>
           <w:sz w:val="20"/>
         </w:rPr>
-        <w:t>The full worksheet for this lab is in labs/lab-04-*.md.</w:t>
+        <w:t>The full worksheet, the mock data and the blank templates for this lab are in labs/lab-04-pdca-small-improvement-project-charter/ — open README.md in that folder.</w:t>
       </w:r>
     </w:p>
     <w:p/>
@@ -2334,6 +2615,32 @@
           <w:color w:val="1F6FEB"/>
           <w:sz w:val="22"/>
         </w:rPr>
+        <w:t>Data and worksheets for this lab</w:t>
+      </w:r>
+    </w:p>
+    <w:p>
+      <w:pPr>
+        <w:pStyle w:val="ListBullet"/>
+      </w:pPr>
+      <w:r>
+        <w:t>templates/dmaic-phase-table.csv — worksheet to complete (phase, purpose, key_deliverable, yellow_belt_support_role)</w:t>
+      </w:r>
+    </w:p>
+    <w:p>
+      <w:pPr>
+        <w:pStyle w:val="ListBullet"/>
+      </w:pPr>
+      <w:r>
+        <w:t>templates/stakeholder-map.csv — worksheet to complete (stakeholder, interest, influence_H_M_L, interest_H_M_L, engagement_approach)</w:t>
+      </w:r>
+    </w:p>
+    <w:p>
+      <w:r>
+        <w:rPr>
+          <w:b/>
+          <w:color w:val="1F6FEB"/>
+          <w:sz w:val="22"/>
+        </w:rPr>
         <w:t>Check your work</w:t>
       </w:r>
     </w:p>
@@ -2354,7 +2661,7 @@
         <w:rPr>
           <w:sz w:val="20"/>
         </w:rPr>
-        <w:t>The full worksheet for this lab is in labs/lab-05-*.md.</w:t>
+        <w:t>The full worksheet, the mock data and the blank templates for this lab are in labs/lab-05-dmaic-overview-problem-statement-scope-and-stakeholders/ — open README.md in that folder.</w:t>
       </w:r>
     </w:p>
     <w:p/>
@@ -2440,6 +2747,40 @@
           <w:color w:val="1F6FEB"/>
           <w:sz w:val="22"/>
         </w:rPr>
+        <w:t>Data and worksheets for this lab</w:t>
+      </w:r>
+    </w:p>
+    <w:p>
+      <w:pPr>
+        <w:pStyle w:val="ListBullet"/>
+      </w:pPr>
+      <w:r>
+        <w:t>data/voice-of-customer.csv — 10 rows of mock data (id, customer_statement, source, date)</w:t>
+      </w:r>
+    </w:p>
+    <w:p>
+      <w:pPr>
+        <w:pStyle w:val="ListBullet"/>
+      </w:pPr>
+      <w:r>
+        <w:t>templates/affinity-groups.csv — worksheet to complete (voc_id, statement, affinity_group)</w:t>
+      </w:r>
+    </w:p>
+    <w:p>
+      <w:pPr>
+        <w:pStyle w:val="ListBullet"/>
+      </w:pPr>
+      <w:r>
+        <w:t>templates/kano-classification.csv — worksheet to complete (requirement, kano_class_MustBe_OneDim_Delighter, why, invest_first)</w:t>
+      </w:r>
+    </w:p>
+    <w:p>
+      <w:r>
+        <w:rPr>
+          <w:b/>
+          <w:color w:val="1F6FEB"/>
+          <w:sz w:val="22"/>
+        </w:rPr>
         <w:t>Check your work</w:t>
       </w:r>
     </w:p>
@@ -2460,7 +2801,7 @@
         <w:rPr>
           <w:sz w:val="20"/>
         </w:rPr>
-        <w:t>The full worksheet for this lab is in labs/lab-11-*.md.</w:t>
+        <w:t>The full worksheet, the mock data and the blank templates for this lab are in labs/lab-11-affinity-diagram-and-kano-analysis/ — open README.md in that folder.</w:t>
       </w:r>
     </w:p>
     <w:p/>
@@ -2633,6 +2974,53 @@
           <w:color w:val="1F6FEB"/>
           <w:sz w:val="22"/>
         </w:rPr>
+        <w:t>Data and worksheets for this lab</w:t>
+      </w:r>
+    </w:p>
+    <w:p>
+      <w:pPr>
+        <w:pStyle w:val="ListBullet"/>
+      </w:pPr>
+      <w:r>
+        <w:t>data/daily-summary.csv — 10 rows of mock data (date, tickets, mean_assignment_min, median_assignment_min, defects, missed_30min_goal)</w:t>
+      </w:r>
+    </w:p>
+    <w:p>
+      <w:pPr>
+        <w:pStyle w:val="ListBullet"/>
+      </w:pPr>
+      <w:r>
+        <w:t>data/service-desk-tickets.csv — 400 rows of mock data (ticket_id, date, ticket_type, channel, assigned_queue, agent, assignment_time_min, met_30min_goal, defect_count, defect_categories, reopened)</w:t>
+      </w:r>
+    </w:p>
+    <w:p>
+      <w:pPr>
+        <w:pStyle w:val="ListBullet"/>
+      </w:pPr>
+      <w:r>
+        <w:t>templates/check-sheet.csv — worksheet to complete (date, ticket_id, ticket_type, assignment_time_min, defect_category, rework_required, notes)</w:t>
+      </w:r>
+    </w:p>
+    <w:p>
+      <w:pPr>
+        <w:pStyle w:val="ListBullet"/>
+      </w:pPr>
+      <w:r>
+        <w:t>templates/data-collection-plan.csv — worksheet to complete (kpi, operational_definition, data_type, data_source, frequency, who_collects, bias_risk)</w:t>
+      </w:r>
+    </w:p>
+    <w:p>
+      <w:r>
+        <w:t>data/service-desk-tickets.csv is the full two-week extract (400 tickets).</w:t>
+      </w:r>
+    </w:p>
+    <w:p>
+      <w:r>
+        <w:rPr>
+          <w:b/>
+          <w:color w:val="1F6FEB"/>
+          <w:sz w:val="22"/>
+        </w:rPr>
         <w:t>Check your work</w:t>
       </w:r>
     </w:p>
@@ -2653,7 +3041,7 @@
         <w:rPr>
           <w:sz w:val="20"/>
         </w:rPr>
-        <w:t>The full worksheet for this lab is in labs/lab-06-*.md.</w:t>
+        <w:t>The full worksheet, the mock data and the blank templates for this lab are in labs/lab-06-data-collection-kpis-check-sheets-and-basic-metrics/ — open README.md in that folder.</w:t>
       </w:r>
     </w:p>
     <w:p/>
@@ -2749,6 +3137,40 @@
           <w:color w:val="1F6FEB"/>
           <w:sz w:val="22"/>
         </w:rPr>
+        <w:t>Data and worksheets for this lab</w:t>
+      </w:r>
+    </w:p>
+    <w:p>
+      <w:pPr>
+        <w:pStyle w:val="ListBullet"/>
+      </w:pPr>
+      <w:r>
+        <w:t>data/process-steps.csv — 7 rows of mock data (step_no, activity, actor, system, process_time_min, wait_time_min, handoff_to)</w:t>
+      </w:r>
+    </w:p>
+    <w:p>
+      <w:pPr>
+        <w:pStyle w:val="ListBullet"/>
+      </w:pPr>
+      <w:r>
+        <w:t>templates/takt-time.csv — worksheet to complete (input, value)</w:t>
+      </w:r>
+    </w:p>
+    <w:p>
+      <w:pPr>
+        <w:pStyle w:val="ListBullet"/>
+      </w:pPr>
+      <w:r>
+        <w:t>templates/value-stream-map.csv — worksheet to complete (step_no, activity, process_time_min, wait_time_min, VA_or_NVA)</w:t>
+      </w:r>
+    </w:p>
+    <w:p>
+      <w:r>
+        <w:rPr>
+          <w:b/>
+          <w:color w:val="1F6FEB"/>
+          <w:sz w:val="22"/>
+        </w:rPr>
         <w:t>Check your work</w:t>
       </w:r>
     </w:p>
@@ -2769,7 +3191,7 @@
         <w:rPr>
           <w:sz w:val="20"/>
         </w:rPr>
-        <w:t>The full worksheet for this lab is in labs/lab-12-*.md.</w:t>
+        <w:t>The full worksheet, the mock data and the blank templates for this lab are in labs/lab-12-value-stream-map-and-takt-time/ — open README.md in that folder.</w:t>
       </w:r>
     </w:p>
     <w:p/>
@@ -2978,6 +3400,69 @@
           <w:color w:val="1F6FEB"/>
           <w:sz w:val="22"/>
         </w:rPr>
+        <w:t>Data and worksheets for this lab</w:t>
+      </w:r>
+    </w:p>
+    <w:p>
+      <w:pPr>
+        <w:pStyle w:val="ListBullet"/>
+      </w:pPr>
+      <w:r>
+        <w:t>data/assignment-times.csv — 400 rows of mock data (date, ticket_id, assignment_time_min)</w:t>
+      </w:r>
+    </w:p>
+    <w:p>
+      <w:pPr>
+        <w:pStyle w:val="ListBullet"/>
+      </w:pPr>
+      <w:r>
+        <w:t>data/daily-summary.csv — 10 rows of mock data (date, tickets, mean_assignment_min, median_assignment_min, defects, missed_30min_goal)</w:t>
+      </w:r>
+    </w:p>
+    <w:p>
+      <w:pPr>
+        <w:pStyle w:val="ListBullet"/>
+      </w:pPr>
+      <w:r>
+        <w:t>data/defect-counts.csv — 6 rows of mock data (defect_category, count)</w:t>
+      </w:r>
+    </w:p>
+    <w:p>
+      <w:pPr>
+        <w:pStyle w:val="ListBullet"/>
+      </w:pPr>
+      <w:r>
+        <w:t>data/service-desk-tickets.csv — 400 rows of mock data (ticket_id, date, ticket_type, channel, assigned_queue, agent, assignment_time_min, met_30min_goal, defect_count, defect_categories, reopened)</w:t>
+      </w:r>
+    </w:p>
+    <w:p>
+      <w:pPr>
+        <w:pStyle w:val="ListBullet"/>
+      </w:pPr>
+      <w:r>
+        <w:t>templates/pareto-table.csv — worksheet to complete (defect_category, count, percent, cumulative_percent)</w:t>
+      </w:r>
+    </w:p>
+    <w:p>
+      <w:pPr>
+        <w:pStyle w:val="ListBullet"/>
+      </w:pPr>
+      <w:r>
+        <w:t>templates/process-metrics.csv — worksheet to complete (metric, formula, your_calculation)</w:t>
+      </w:r>
+    </w:p>
+    <w:p>
+      <w:r>
+        <w:t>Upload data/assignment-times.csv to NovaSPC for the run chart. Worked answers are in solution/pareto-table-answers.csv and solution/process-metrics-answers.csv — attempt the lab before opening them.</w:t>
+      </w:r>
+    </w:p>
+    <w:p>
+      <w:r>
+        <w:rPr>
+          <w:b/>
+          <w:color w:val="1F6FEB"/>
+          <w:sz w:val="22"/>
+        </w:rPr>
         <w:t>Check your work</w:t>
       </w:r>
     </w:p>
@@ -2998,7 +3483,7 @@
         <w:rPr>
           <w:sz w:val="20"/>
         </w:rPr>
-        <w:t>The full worksheet for this lab is in labs/lab-07-*.md.</w:t>
+        <w:t>The full worksheet, the mock data and the blank templates for this lab are in labs/lab-07-pareto-run-charts-variation-yield-dpu-and-dpmo/ — open README.md in that folder.</w:t>
       </w:r>
     </w:p>
     <w:p/>
@@ -3128,6 +3613,69 @@
           <w:color w:val="1F6FEB"/>
           <w:sz w:val="22"/>
         </w:rPr>
+        <w:t>Data and worksheets for this lab</w:t>
+      </w:r>
+    </w:p>
+    <w:p>
+      <w:pPr>
+        <w:pStyle w:val="ListBullet"/>
+      </w:pPr>
+      <w:r>
+        <w:t>data/daily-summary.csv — 10 rows of mock data (date, tickets, mean_assignment_min, median_assignment_min, defects, missed_30min_goal)</w:t>
+      </w:r>
+    </w:p>
+    <w:p>
+      <w:pPr>
+        <w:pStyle w:val="ListBullet"/>
+      </w:pPr>
+      <w:r>
+        <w:t>data/defect-counts.csv — 6 rows of mock data (defect_category, count)</w:t>
+      </w:r>
+    </w:p>
+    <w:p>
+      <w:pPr>
+        <w:pStyle w:val="ListBullet"/>
+      </w:pPr>
+      <w:r>
+        <w:t>data/root-cause-evidence.csv — 8 rows of mock data (evidence_id, observation, source, supports_cause)</w:t>
+      </w:r>
+    </w:p>
+    <w:p>
+      <w:pPr>
+        <w:pStyle w:val="ListBullet"/>
+      </w:pPr>
+      <w:r>
+        <w:t>templates/cause-evidence-test.csv — worksheet to complete (candidate_cause, evidence_that_supports_it, evidence_that_contradicts_it, verdict)</w:t>
+      </w:r>
+    </w:p>
+    <w:p>
+      <w:pPr>
+        <w:pStyle w:val="ListBullet"/>
+      </w:pPr>
+      <w:r>
+        <w:t>templates/fishbone-causes.csv — worksheet to complete (category, possible_cause, supported_by_evidence)</w:t>
+      </w:r>
+    </w:p>
+    <w:p>
+      <w:pPr>
+        <w:pStyle w:val="ListBullet"/>
+      </w:pPr>
+      <w:r>
+        <w:t>templates/five-whys.csv — worksheet to complete (why_level, question, answer, evidence_needed, evidence_found)</w:t>
+      </w:r>
+    </w:p>
+    <w:p>
+      <w:r>
+        <w:t>Test every candidate cause against the Lab 7 data before shortlisting it.</w:t>
+      </w:r>
+    </w:p>
+    <w:p>
+      <w:r>
+        <w:rPr>
+          <w:b/>
+          <w:color w:val="1F6FEB"/>
+          <w:sz w:val="22"/>
+        </w:rPr>
         <w:t>Check your work</w:t>
       </w:r>
     </w:p>
@@ -3148,7 +3696,7 @@
         <w:rPr>
           <w:sz w:val="20"/>
         </w:rPr>
-        <w:t>The full worksheet for this lab is in labs/lab-08-*.md.</w:t>
+        <w:t>The full worksheet, the mock data and the blank templates for this lab are in labs/lab-08-root-cause-analysis-with-5-whys-fishbone-and-evidence/ — open README.md in that folder.</w:t>
       </w:r>
     </w:p>
     <w:p/>
@@ -3329,6 +3877,32 @@
           <w:color w:val="1F6FEB"/>
           <w:sz w:val="22"/>
         </w:rPr>
+        <w:t>Data and worksheets for this lab</w:t>
+      </w:r>
+    </w:p>
+    <w:p>
+      <w:pPr>
+        <w:pStyle w:val="ListBullet"/>
+      </w:pPr>
+      <w:r>
+        <w:t>templates/5s-plan.csv — worksheet to complete (S, what_it_means_here, action, owner)</w:t>
+      </w:r>
+    </w:p>
+    <w:p>
+      <w:pPr>
+        <w:pStyle w:val="ListBullet"/>
+      </w:pPr>
+      <w:r>
+        <w:t>templates/countermeasures.csv — worksheet to complete (root_cause, countermeasure, type_5S_pokayoke_standardwork, impact_H_M_L, effort_H_M_L, expected_effect)</w:t>
+      </w:r>
+    </w:p>
+    <w:p>
+      <w:r>
+        <w:rPr>
+          <w:b/>
+          <w:color w:val="1F6FEB"/>
+          <w:sz w:val="22"/>
+        </w:rPr>
         <w:t>Check your work</w:t>
       </w:r>
     </w:p>
@@ -3349,7 +3923,7 @@
         <w:rPr>
           <w:sz w:val="20"/>
         </w:rPr>
-        <w:t>The full worksheet for this lab is in labs/lab-09-*.md.</w:t>
+        <w:t>The full worksheet, the mock data and the blank templates for this lab are in labs/lab-09-countermeasures-5s-mistake-proofing-standard-work-and-kaizen/ — open README.md in that folder.</w:t>
       </w:r>
     </w:p>
     <w:p/>
@@ -3443,6 +4017,40 @@
           <w:color w:val="1F6FEB"/>
           <w:sz w:val="22"/>
         </w:rPr>
+        <w:t>Data and worksheets for this lab</w:t>
+      </w:r>
+    </w:p>
+    <w:p>
+      <w:pPr>
+        <w:pStyle w:val="ListBullet"/>
+      </w:pPr>
+      <w:r>
+        <w:t>data/candidate-solutions.csv — 5 rows of mock data (solution_id, candidate_solution, est_cost, est_effort_days)</w:t>
+      </w:r>
+    </w:p>
+    <w:p>
+      <w:pPr>
+        <w:pStyle w:val="ListBullet"/>
+      </w:pPr>
+      <w:r>
+        <w:t>templates/fmea.csv — worksheet to complete (process_step, failure_mode, effect, cause, severity_1_10, occurrence_1_10, detection_1_10, RPN, action)</w:t>
+      </w:r>
+    </w:p>
+    <w:p>
+      <w:pPr>
+        <w:pStyle w:val="ListBullet"/>
+      </w:pPr>
+      <w:r>
+        <w:t>templates/solution-selection-matrix.csv — worksheet to complete (solution, impact_w5, cost_w3, ease_w2, weighted_score, rank)</w:t>
+      </w:r>
+    </w:p>
+    <w:p>
+      <w:r>
+        <w:rPr>
+          <w:b/>
+          <w:color w:val="1F6FEB"/>
+          <w:sz w:val="22"/>
+        </w:rPr>
         <w:t>Check your work</w:t>
       </w:r>
     </w:p>
@@ -3463,7 +4071,7 @@
         <w:rPr>
           <w:sz w:val="20"/>
         </w:rPr>
-        <w:t>The full worksheet for this lab is in labs/lab-13-*.md.</w:t>
+        <w:t>The full worksheet, the mock data and the blank templates for this lab are in labs/lab-13-solution-selection-matrix-benchmarking-and-fmea/ — open README.md in that folder.</w:t>
       </w:r>
     </w:p>
     <w:p/>
@@ -3636,6 +4244,53 @@
           <w:color w:val="1F6FEB"/>
           <w:sz w:val="22"/>
         </w:rPr>
+        <w:t>Data and worksheets for this lab</w:t>
+      </w:r>
+    </w:p>
+    <w:p>
+      <w:pPr>
+        <w:pStyle w:val="ListBullet"/>
+      </w:pPr>
+      <w:r>
+        <w:t>data/assignment-times.csv — 400 rows of mock data (date, ticket_id, assignment_time_min)</w:t>
+      </w:r>
+    </w:p>
+    <w:p>
+      <w:pPr>
+        <w:pStyle w:val="ListBullet"/>
+      </w:pPr>
+      <w:r>
+        <w:t>templates/a3-summary.csv — worksheet to complete (a3_section, content)</w:t>
+      </w:r>
+    </w:p>
+    <w:p>
+      <w:pPr>
+        <w:pStyle w:val="ListBullet"/>
+      </w:pPr>
+      <w:r>
+        <w:t>templates/control-plan.csv — worksheet to complete (process_step, metric, target, owner, check_frequency, response_plan)</w:t>
+      </w:r>
+    </w:p>
+    <w:p>
+      <w:pPr>
+        <w:pStyle w:val="ListBullet"/>
+      </w:pPr>
+      <w:r>
+        <w:t>templates/handover-checklist.csv — worksheet to complete (handover_item, accepted_by, date, notes)</w:t>
+      </w:r>
+    </w:p>
+    <w:p>
+      <w:r>
+        <w:t>Re-plot data/assignment-times.csv in NovaSPC to show the post-improvement position.</w:t>
+      </w:r>
+    </w:p>
+    <w:p>
+      <w:r>
+        <w:rPr>
+          <w:b/>
+          <w:color w:val="1F6FEB"/>
+          <w:sz w:val="22"/>
+        </w:rPr>
         <w:t>Check your work</w:t>
       </w:r>
     </w:p>
@@ -3656,7 +4311,7 @@
         <w:rPr>
           <w:sz w:val="20"/>
         </w:rPr>
-        <w:t>The full worksheet for this lab is in labs/lab-10-*.md.</w:t>
+        <w:t>The full worksheet, the mock data and the blank templates for this lab are in labs/lab-10-control-plan-a3-summary-handover-and-certification-readiness/ — open README.md in that folder.</w:t>
       </w:r>
     </w:p>
     <w:p/>
@@ -3742,6 +4397,61 @@
           <w:color w:val="1F6FEB"/>
           <w:sz w:val="22"/>
         </w:rPr>
+        <w:t>Data and worksheets for this lab</w:t>
+      </w:r>
+    </w:p>
+    <w:p>
+      <w:pPr>
+        <w:pStyle w:val="ListBullet"/>
+      </w:pPr>
+      <w:r>
+        <w:t>data/assignment-times.csv — 400 rows of mock data (date, ticket_id, assignment_time_min)</w:t>
+      </w:r>
+    </w:p>
+    <w:p>
+      <w:pPr>
+        <w:pStyle w:val="ListBullet"/>
+      </w:pPr>
+      <w:r>
+        <w:t>data/daily-summary.csv — 10 rows of mock data (date, tickets, mean_assignment_min, median_assignment_min, defects, missed_30min_goal)</w:t>
+      </w:r>
+    </w:p>
+    <w:p>
+      <w:pPr>
+        <w:pStyle w:val="ListBullet"/>
+      </w:pPr>
+      <w:r>
+        <w:t>data/service-desk-tickets.csv — 400 rows of mock data (ticket_id, date, ticket_type, channel, assigned_queue, agent, assignment_time_min, met_30min_goal, defect_count, defect_categories, reopened)</w:t>
+      </w:r>
+    </w:p>
+    <w:p>
+      <w:pPr>
+        <w:pStyle w:val="ListBullet"/>
+      </w:pPr>
+      <w:r>
+        <w:t>templates/descriptive-statistics.csv — worksheet to complete (statistic, formula_or_function, your_value)</w:t>
+      </w:r>
+    </w:p>
+    <w:p>
+      <w:pPr>
+        <w:pStyle w:val="ListBullet"/>
+      </w:pPr>
+      <w:r>
+        <w:t>templates/implementation-plan.csv — worksheet to complete (action, owner, start_date, due_date, barrier, mitigation)</w:t>
+      </w:r>
+    </w:p>
+    <w:p>
+      <w:r>
+        <w:t>data/assignment-times.csv is the raw column for the statistics.</w:t>
+      </w:r>
+    </w:p>
+    <w:p>
+      <w:r>
+        <w:rPr>
+          <w:b/>
+          <w:color w:val="1F6FEB"/>
+          <w:sz w:val="22"/>
+        </w:rPr>
         <w:t>Check your work</w:t>
       </w:r>
     </w:p>
@@ -3762,7 +4472,7 @@
         <w:rPr>
           <w:sz w:val="20"/>
         </w:rPr>
-        <w:t>The full worksheet for this lab is in labs/lab-14-*.md.</w:t>
+        <w:t>The full worksheet, the mock data and the blank templates for this lab are in labs/lab-14-descriptive-statistics-and-implementation-planning/ — open README.md in that folder.</w:t>
       </w:r>
     </w:p>
     <w:p/>

--- a/courseware/LG-Certified Lean Six Sigma Yellow Belt (CLSSYB) Training.docx
+++ b/courseware/LG-Certified Lean Six Sigma Yellow Belt (CLSSYB) Training.docx
@@ -179,7 +179,7 @@
           <w:color w:val="1F6FEB"/>
           <w:sz w:val="24"/>
         </w:rPr>
-        <w:t>Version 8</w:t>
+        <w:t>Version 9</w:t>
       </w:r>
     </w:p>
     <w:p>
@@ -747,6 +747,64 @@
           </w:p>
         </w:tc>
       </w:tr>
+      <w:tr>
+        <w:tc>
+          <w:tcPr>
+            <w:tcW w:type="dxa" w:w="2160"/>
+          </w:tcPr>
+          <w:p>
+            <w:r/>
+            <w:r>
+              <w:rPr>
+                <w:sz w:val="19"/>
+              </w:rPr>
+              <w:t>9</w:t>
+            </w:r>
+          </w:p>
+        </w:tc>
+        <w:tc>
+          <w:tcPr>
+            <w:tcW w:type="dxa" w:w="2160"/>
+          </w:tcPr>
+          <w:p>
+            <w:r/>
+            <w:r>
+              <w:rPr>
+                <w:sz w:val="19"/>
+              </w:rPr>
+              <w:t>23 September 2026</w:t>
+            </w:r>
+          </w:p>
+        </w:tc>
+        <w:tc>
+          <w:tcPr>
+            <w:tcW w:type="dxa" w:w="2160"/>
+          </w:tcPr>
+          <w:p>
+            <w:r/>
+            <w:r>
+              <w:rPr>
+                <w:sz w:val="19"/>
+              </w:rPr>
+              <w:t>Labs reissued as ACTIVITY PACKS in the Tertiary Infotech house format: one folder per activity named "NN - Title", each holding a Facilitator Guide, a Learner Worksheet and a Checklist (DOCX + PDF) alongside its own mock data (data/*.csv) and blank worksheets (templates/*.csv). The previous labs/ Markdown layout is superseded and archived.</w:t>
+            </w:r>
+          </w:p>
+        </w:tc>
+        <w:tc>
+          <w:tcPr>
+            <w:tcW w:type="dxa" w:w="2160"/>
+          </w:tcPr>
+          <w:p>
+            <w:r/>
+            <w:r>
+              <w:rPr>
+                <w:sz w:val="19"/>
+              </w:rPr>
+              <w:t>Dr. Alfred Ang</w:t>
+            </w:r>
+          </w:p>
+        </w:tc>
+      </w:tr>
     </w:tbl>
     <w:p>
       <w:r>
@@ -872,7 +930,7 @@
           <w:color w:val="333333"/>
           <w:sz w:val="21"/>
         </w:rPr>
-        <w:t>Lab 1 — Yellow Belt Role, Certification Paths, and Improvement Scenario  [Core]</w:t>
+        <w:t>Activity 1 — Yellow Belt Role, Certification Paths, and Improvement Scenario  [Core]</w:t>
         <w:tab/>
         <w:t>8</w:t>
       </w:r>
@@ -911,7 +969,7 @@
           <w:color w:val="333333"/>
           <w:sz w:val="21"/>
         </w:rPr>
-        <w:t>Lab 2 — Lean, Six Sigma, Waste, Voice of Customer, and Value  [Core]</w:t>
+        <w:t>Activity 2 — Lean, Six Sigma, Waste, Voice of Customer, and Value  [Core]</w:t>
         <w:tab/>
         <w:t>9</w:t>
       </w:r>
@@ -931,7 +989,7 @@
           <w:color w:val="333333"/>
           <w:sz w:val="21"/>
         </w:rPr>
-        <w:t>Lab 3 — SIPOC, Process Mapping, Handoffs, and SME Support  [Core]</w:t>
+        <w:t>Activity 3 — SIPOC, Process Mapping, Handoffs, and SME Support  [Core]</w:t>
         <w:tab/>
         <w:t>10</w:t>
       </w:r>
@@ -951,7 +1009,7 @@
           <w:color w:val="333333"/>
           <w:sz w:val="21"/>
         </w:rPr>
-        <w:t>Lab 4 — PDCA Small Improvement Project Charter  [Elective]</w:t>
+        <w:t>Activity 4 — PDCA Small Improvement Project Charter  [Elective]</w:t>
         <w:tab/>
         <w:t>11</w:t>
       </w:r>
@@ -971,7 +1029,7 @@
           <w:color w:val="333333"/>
           <w:sz w:val="21"/>
         </w:rPr>
-        <w:t>Lab 5 — DMAIC Overview, Problem Statement, Scope, and Stakeholders  [Core]</w:t>
+        <w:t>Activity 5 — DMAIC Overview, Problem Statement, Scope, and Stakeholders  [Core]</w:t>
         <w:tab/>
         <w:t>12</w:t>
       </w:r>
@@ -991,7 +1049,7 @@
           <w:color w:val="333333"/>
           <w:sz w:val="21"/>
         </w:rPr>
-        <w:t>Lab 11 — Affinity Diagram and Kano Analysis  [Elective]</w:t>
+        <w:t>Activity 11 — Affinity Diagram and Kano Analysis  [Elective]</w:t>
         <w:tab/>
         <w:t>13</w:t>
       </w:r>
@@ -1030,7 +1088,7 @@
           <w:color w:val="333333"/>
           <w:sz w:val="21"/>
         </w:rPr>
-        <w:t>Lab 6 — Data Collection, KPIs, Check Sheets, and Basic Metrics  [Core]</w:t>
+        <w:t>Activity 6 — Data Collection, KPIs, Check Sheets, and Basic Metrics  [Core]</w:t>
         <w:tab/>
         <w:t>14</w:t>
       </w:r>
@@ -1050,7 +1108,7 @@
           <w:color w:val="333333"/>
           <w:sz w:val="21"/>
         </w:rPr>
-        <w:t>Lab 12 — Value Stream Map and Takt Time  [Elective]</w:t>
+        <w:t>Activity 12 — Value Stream Map and Takt Time  [Elective]</w:t>
         <w:tab/>
         <w:t>15</w:t>
       </w:r>
@@ -1089,7 +1147,7 @@
           <w:color w:val="333333"/>
           <w:sz w:val="21"/>
         </w:rPr>
-        <w:t>Lab 7 — Pareto, Run Charts, Variation, Yield, DPU, and DPMO  [Core]</w:t>
+        <w:t>Activity 7 — Pareto, Run Charts, Variation, Yield, DPU, and DPMO  [Core]</w:t>
         <w:tab/>
         <w:t>16</w:t>
       </w:r>
@@ -1109,7 +1167,7 @@
           <w:color w:val="333333"/>
           <w:sz w:val="21"/>
         </w:rPr>
-        <w:t>Lab 8 — Root Cause Analysis with 5 Whys, Fishbone, and Evidence  [Core]</w:t>
+        <w:t>Activity 8 — Root Cause Analysis with 5 Whys, Fishbone, and Evidence  [Core]</w:t>
         <w:tab/>
         <w:t>18</w:t>
       </w:r>
@@ -1148,7 +1206,7 @@
           <w:color w:val="333333"/>
           <w:sz w:val="21"/>
         </w:rPr>
-        <w:t>Lab 9 — Countermeasures, 5S, Mistake Proofing, Standard Work, and Kaizen  [Core]</w:t>
+        <w:t>Activity 9 — Countermeasures, 5S, Mistake Proofing, Standard Work, and Kaizen  [Core]</w:t>
         <w:tab/>
         <w:t>19</w:t>
       </w:r>
@@ -1168,7 +1226,7 @@
           <w:color w:val="333333"/>
           <w:sz w:val="21"/>
         </w:rPr>
-        <w:t>Lab 13 — Solution Selection Matrix, Benchmarking, and FMEA  [Elective]</w:t>
+        <w:t>Activity 13 — Solution Selection Matrix, Benchmarking, and FMEA  [Elective]</w:t>
         <w:tab/>
         <w:t>20</w:t>
       </w:r>
@@ -1207,7 +1265,7 @@
           <w:color w:val="333333"/>
           <w:sz w:val="21"/>
         </w:rPr>
-        <w:t>Lab 10 — Control Plan, A3 Summary, Handover, and Certification Readiness  [Core]</w:t>
+        <w:t>Activity 10 — Control Plan, A3 Summary, Handover, and Certification Readiness  [Core]</w:t>
         <w:tab/>
         <w:t>21</w:t>
       </w:r>
@@ -1227,7 +1285,7 @@
           <w:color w:val="333333"/>
           <w:sz w:val="21"/>
         </w:rPr>
-        <w:t>Lab 14 — Descriptive Statistics and Implementation Planning  [Elective]</w:t>
+        <w:t>Activity 14 — Descriptive Statistics and Implementation Planning  [Elective]</w:t>
         <w:tab/>
         <w:t>22</w:t>
       </w:r>
@@ -1323,7 +1381,7 @@
     </w:p>
     <w:p>
       <w:r>
-        <w:t>This Learner Guide accompanies the WSQ course Certified Lean Six Sigma Yellow Belt (CLSSYB) Training (TGS-2025053922), conducted by Tertiary Infotech Academy Pte Ltd. It follows the DMAIC roadmap end to end — Define, Measure, Analyze, Improve, Control — and provides step-by-step instructions for every hands-on lab. Core labs are assessed; elective labs are provided as additional practice and are run when time allows.</w:t>
+        <w:t>This Learner Guide accompanies the WSQ course Certified Lean Six Sigma Yellow Belt (CLSSYB) Training (TGS-2025053922), conducted by Tertiary Infotech Academy Pte Ltd. It follows the DMAIC roadmap end to end — Define, Measure, Analyze, Improve, Control — and provides step-by-step instructions for every hands-on activity. Core activities are assessed; elective activities are provided as additional practice and are run when time allows.</w:t>
       </w:r>
     </w:p>
     <w:p>
@@ -1333,7 +1391,7 @@
     </w:p>
     <w:p>
       <w:r>
-        <w:t>Every lab uses one continuous scenario — the Contoso Service Desk, where IT tickets take too long to be assigned and employees must chase for status. By the end of the course your lab outputs form a complete improvement package: role definition, VOC/CTQ, process maps, data collection plan, analysis, root cause, countermeasures and a control plan.</w:t>
+        <w:t>Every activity uses one continuous scenario — the Contoso Service Desk, where IT tickets take too long to be assigned and employees must chase for status. By the end of the course your lab outputs form a complete improvement package: role definition, VOC/CTQ, process maps, data collection plan, analysis, root cause, countermeasures and a control plan.</w:t>
       </w:r>
     </w:p>
     <w:p>
@@ -1593,7 +1651,7 @@
           <w:color w:val="1F6FEB"/>
           <w:sz w:val="22"/>
         </w:rPr>
-        <w:t>Core and elective labs</w:t>
+        <w:t>Core and elective activities</w:t>
       </w:r>
     </w:p>
     <w:p>
@@ -1632,7 +1690,7 @@
     </w:p>
     <w:p>
       <w:r>
-        <w:t>Every lab works from one real-shaped data set: two weeks of service desk activity — 400 tickets, of which 96 contained at least one defect, with 120 defects recorded across 6 defect opportunities per ticket. Mean assignment time is 55 minutes (median 46) against a 30-minute improvement goal.</w:t>
+        <w:t>Every activity works from one real-shaped data set: two weeks of service desk activity — 400 tickets, of which 96 contained at least one defect, with 120 defects recorded across 6 defect opportunities per ticket. Mean assignment time is 55 minutes (median 46) against a 30-minute improvement goal.</w:t>
       </w:r>
     </w:p>
     <w:p>
@@ -1679,12 +1737,12 @@
           <w:color w:val="1F6FEB"/>
           <w:sz w:val="22"/>
         </w:rPr>
-        <w:t>Where to find each lab's files</w:t>
-      </w:r>
-    </w:p>
-    <w:p>
-      <w:r>
-        <w:t>Each lab is a self-contained folder under labs/ — labs/lab-NN-&lt;name&gt;/ — containing README.md (the worksheet), data/ (the CSV mock data) and templates/ (the blank CSV worksheets you fill in). Open the CSV files in Excel, Google Sheets or LibreOffice Calc, and always work on a copy.</w:t>
+        <w:t>Where to find each activity's files</w:t>
+      </w:r>
+    </w:p>
+    <w:p>
+      <w:r>
+        <w:t>Each activity is a self-contained folder under activities/ — activities/NN - &lt;Name&gt;/ — holding a Facilitator Guide, a Learner Worksheet and a Checklist (each as DOCX and PDF), plus data/ (the CSV mock data) and templates/ (the blank CSV worksheets you fill in). Open the CSV files in Excel, Google Sheets or LibreOffice Calc, and always work on a copy.</w:t>
       </w:r>
     </w:p>
     <w:p>
@@ -1694,7 +1752,7 @@
           <w:color w:val="1F6FEB"/>
           <w:sz w:val="22"/>
         </w:rPr>
-        <w:t>Conventions used in every lab</w:t>
+        <w:t>Conventions used in every activity</w:t>
       </w:r>
     </w:p>
     <w:p>
@@ -1805,7 +1863,7 @@
         <w:pStyle w:val="Heading2"/>
       </w:pPr>
       <w:r>
-        <w:t>Lab 1 — Yellow Belt Role, Certification Paths, and Improvement Scenario  [Core]</w:t>
+        <w:t>Activity 1 — Yellow Belt Role, Certification Paths, and Improvement Scenario  [Core]</w:t>
       </w:r>
     </w:p>
     <w:p>
@@ -1890,7 +1948,7 @@
           <w:color w:val="1F6FEB"/>
           <w:sz w:val="22"/>
         </w:rPr>
-        <w:t>Data and worksheets for this lab</w:t>
+        <w:t>Data and worksheets for this activity</w:t>
       </w:r>
     </w:p>
     <w:p>
@@ -1957,7 +2015,7 @@
         <w:rPr>
           <w:sz w:val="20"/>
         </w:rPr>
-        <w:t>The full worksheet, the mock data and the blank templates for this lab are in labs/lab-01-yellow-belt-role-certification-paths-and-improvement-scenari/ — open README.md in that folder.</w:t>
+        <w:t>The Learner Worksheet, Checklist, mock data and blank templates for this activity are in activities/01 - Yellow Belt Role, Certification Paths, and Improvement Scenario/.</w:t>
       </w:r>
     </w:p>
     <w:p/>
@@ -2037,7 +2095,7 @@
         <w:pStyle w:val="Heading2"/>
       </w:pPr>
       <w:r>
-        <w:t>Lab 2 — Lean, Six Sigma, Waste, Voice of Customer, and Value  [Core]</w:t>
+        <w:t>Activity 2 — Lean, Six Sigma, Waste, Voice of Customer, and Value  [Core]</w:t>
       </w:r>
     </w:p>
     <w:p>
@@ -2130,7 +2188,7 @@
           <w:color w:val="1F6FEB"/>
           <w:sz w:val="22"/>
         </w:rPr>
-        <w:t>Data and worksheets for this lab</w:t>
+        <w:t>Data and worksheets for this activity</w:t>
       </w:r>
     </w:p>
     <w:p>
@@ -2197,7 +2255,7 @@
         <w:rPr>
           <w:sz w:val="20"/>
         </w:rPr>
-        <w:t>The full worksheet, the mock data and the blank templates for this lab are in labs/lab-02-lean-six-sigma-waste-voice-of-customer-and-value/ — open README.md in that folder.</w:t>
+        <w:t>The Learner Worksheet, Checklist, mock data and blank templates for this activity are in activities/02 - Lean, Six Sigma, Waste, Voice of Customer, and Value/.</w:t>
       </w:r>
     </w:p>
     <w:p/>
@@ -2206,7 +2264,7 @@
         <w:pStyle w:val="Heading2"/>
       </w:pPr>
       <w:r>
-        <w:t>Lab 3 — SIPOC, Process Mapping, Handoffs, and SME Support  [Core]</w:t>
+        <w:t>Activity 3 — SIPOC, Process Mapping, Handoffs, and SME Support  [Core]</w:t>
       </w:r>
     </w:p>
     <w:p>
@@ -2309,7 +2367,7 @@
           <w:color w:val="1F6FEB"/>
           <w:sz w:val="22"/>
         </w:rPr>
-        <w:t>Data and worksheets for this lab</w:t>
+        <w:t>Data and worksheets for this activity</w:t>
       </w:r>
     </w:p>
     <w:p>
@@ -2368,7 +2426,7 @@
         <w:rPr>
           <w:sz w:val="20"/>
         </w:rPr>
-        <w:t>The full worksheet, the mock data and the blank templates for this lab are in labs/lab-03-sipoc-process-mapping-handoffs-and-sme-support/ — open README.md in that folder.</w:t>
+        <w:t>The Learner Worksheet, Checklist, mock data and blank templates for this activity are in activities/03 - SIPOC, Process Mapping, Handoffs, and SME Support/.</w:t>
       </w:r>
     </w:p>
     <w:p/>
@@ -2377,7 +2435,7 @@
         <w:pStyle w:val="Heading2"/>
       </w:pPr>
       <w:r>
-        <w:t>Lab 4 — PDCA Small Improvement Project Charter  [Elective]</w:t>
+        <w:t>Activity 4 — PDCA Small Improvement Project Charter  [Elective]</w:t>
       </w:r>
     </w:p>
     <w:p>
@@ -2470,7 +2528,7 @@
           <w:color w:val="1F6FEB"/>
           <w:sz w:val="22"/>
         </w:rPr>
-        <w:t>Data and worksheets for this lab</w:t>
+        <w:t>Data and worksheets for this activity</w:t>
       </w:r>
     </w:p>
     <w:p>
@@ -2513,7 +2571,7 @@
         <w:rPr>
           <w:sz w:val="20"/>
         </w:rPr>
-        <w:t>The full worksheet, the mock data and the blank templates for this lab are in labs/lab-04-pdca-small-improvement-project-charter/ — open README.md in that folder.</w:t>
+        <w:t>The Learner Worksheet, Checklist, mock data and blank templates for this activity are in activities/04 - PDCA Small Improvement Project Charter/.</w:t>
       </w:r>
     </w:p>
     <w:p/>
@@ -2522,7 +2580,7 @@
         <w:pStyle w:val="Heading2"/>
       </w:pPr>
       <w:r>
-        <w:t>Lab 5 — DMAIC Overview, Problem Statement, Scope, and Stakeholders  [Core]</w:t>
+        <w:t>Activity 5 — DMAIC Overview, Problem Statement, Scope, and Stakeholders  [Core]</w:t>
       </w:r>
     </w:p>
     <w:p>
@@ -2597,7 +2655,7 @@
         <w:pStyle w:val="ListNumber"/>
       </w:pPr>
       <w:r>
-        <w:t>Link the problem back to the CTQ requirements captured in Lab 2.</w:t>
+        <w:t>Link the problem back to the CTQ requirements captured in Activity 2.</w:t>
       </w:r>
     </w:p>
     <w:p>
@@ -2615,7 +2673,7 @@
           <w:color w:val="1F6FEB"/>
           <w:sz w:val="22"/>
         </w:rPr>
-        <w:t>Data and worksheets for this lab</w:t>
+        <w:t>Data and worksheets for this activity</w:t>
       </w:r>
     </w:p>
     <w:p>
@@ -2661,7 +2719,7 @@
         <w:rPr>
           <w:sz w:val="20"/>
         </w:rPr>
-        <w:t>The full worksheet, the mock data and the blank templates for this lab are in labs/lab-05-dmaic-overview-problem-statement-scope-and-stakeholders/ — open README.md in that folder.</w:t>
+        <w:t>The Learner Worksheet, Checklist, mock data and blank templates for this activity are in activities/05 - DMAIC Overview, Problem Statement, Scope, and Stakeholders/.</w:t>
       </w:r>
     </w:p>
     <w:p/>
@@ -2670,7 +2728,7 @@
         <w:pStyle w:val="Heading2"/>
       </w:pPr>
       <w:r>
-        <w:t>Lab 11 — Affinity Diagram and Kano Analysis  [Elective]</w:t>
+        <w:t>Activity 11 — Affinity Diagram and Kano Analysis  [Elective]</w:t>
       </w:r>
     </w:p>
     <w:p>
@@ -2747,7 +2805,7 @@
           <w:color w:val="1F6FEB"/>
           <w:sz w:val="22"/>
         </w:rPr>
-        <w:t>Data and worksheets for this lab</w:t>
+        <w:t>Data and worksheets for this activity</w:t>
       </w:r>
     </w:p>
     <w:p>
@@ -2801,7 +2859,7 @@
         <w:rPr>
           <w:sz w:val="20"/>
         </w:rPr>
-        <w:t>The full worksheet, the mock data and the blank templates for this lab are in labs/lab-11-affinity-diagram-and-kano-analysis/ — open README.md in that folder.</w:t>
+        <w:t>The Learner Worksheet, Checklist, mock data and blank templates for this activity are in activities/11 - Affinity Diagram and Kano Analysis/.</w:t>
       </w:r>
     </w:p>
     <w:p/>
@@ -2881,7 +2939,7 @@
         <w:pStyle w:val="Heading2"/>
       </w:pPr>
       <w:r>
-        <w:t>Lab 6 — Data Collection, KPIs, Check Sheets, and Basic Metrics  [Core]</w:t>
+        <w:t>Activity 6 — Data Collection, KPIs, Check Sheets, and Basic Metrics  [Core]</w:t>
       </w:r>
     </w:p>
     <w:p>
@@ -2974,7 +3032,7 @@
           <w:color w:val="1F6FEB"/>
           <w:sz w:val="22"/>
         </w:rPr>
-        <w:t>Data and worksheets for this lab</w:t>
+        <w:t>Data and worksheets for this activity</w:t>
       </w:r>
     </w:p>
     <w:p>
@@ -3041,7 +3099,7 @@
         <w:rPr>
           <w:sz w:val="20"/>
         </w:rPr>
-        <w:t>The full worksheet, the mock data and the blank templates for this lab are in labs/lab-06-data-collection-kpis-check-sheets-and-basic-metrics/ — open README.md in that folder.</w:t>
+        <w:t>The Learner Worksheet, Checklist, mock data and blank templates for this activity are in activities/06 - Data Collection, KPIs, Check Sheets, and Basic Metrics/.</w:t>
       </w:r>
     </w:p>
     <w:p/>
@@ -3050,7 +3108,7 @@
         <w:pStyle w:val="Heading2"/>
       </w:pPr>
       <w:r>
-        <w:t>Lab 12 — Value Stream Map and Takt Time  [Elective]</w:t>
+        <w:t>Activity 12 — Value Stream Map and Takt Time  [Elective]</w:t>
       </w:r>
     </w:p>
     <w:p>
@@ -3093,7 +3151,7 @@
         <w:pStyle w:val="ListNumber"/>
       </w:pPr>
       <w:r>
-        <w:t>Map the value stream: each step with its process time and the wait time between steps. Start from your Lab 3 process map.</w:t>
+        <w:t>Map the value stream: each step with its process time and the wait time between steps. Start from your Activity 3 process map.</w:t>
       </w:r>
     </w:p>
     <w:p>
@@ -3137,7 +3195,7 @@
           <w:color w:val="1F6FEB"/>
           <w:sz w:val="22"/>
         </w:rPr>
-        <w:t>Data and worksheets for this lab</w:t>
+        <w:t>Data and worksheets for this activity</w:t>
       </w:r>
     </w:p>
     <w:p>
@@ -3191,7 +3249,7 @@
         <w:rPr>
           <w:sz w:val="20"/>
         </w:rPr>
-        <w:t>The full worksheet, the mock data and the blank templates for this lab are in labs/lab-12-value-stream-map-and-takt-time/ — open README.md in that folder.</w:t>
+        <w:t>The Learner Worksheet, Checklist, mock data and blank templates for this activity are in activities/12 - Value Stream Map and Takt Time/.</w:t>
       </w:r>
     </w:p>
     <w:p/>
@@ -3271,7 +3329,7 @@
         <w:pStyle w:val="Heading2"/>
       </w:pPr>
       <w:r>
-        <w:t>Lab 7 — Pareto, Run Charts, Variation, Yield, DPU, and DPMO  [Core]</w:t>
+        <w:t>Activity 7 — Pareto, Run Charts, Variation, Yield, DPU, and DPMO  [Core]</w:t>
       </w:r>
     </w:p>
     <w:p>
@@ -3400,7 +3458,7 @@
           <w:color w:val="1F6FEB"/>
           <w:sz w:val="22"/>
         </w:rPr>
-        <w:t>Data and worksheets for this lab</w:t>
+        <w:t>Data and worksheets for this activity</w:t>
       </w:r>
     </w:p>
     <w:p>
@@ -3483,7 +3541,7 @@
         <w:rPr>
           <w:sz w:val="20"/>
         </w:rPr>
-        <w:t>The full worksheet, the mock data and the blank templates for this lab are in labs/lab-07-pareto-run-charts-variation-yield-dpu-and-dpmo/ — open README.md in that folder.</w:t>
+        <w:t>The Learner Worksheet, Checklist, mock data and blank templates for this activity are in activities/07 - Pareto, Run Charts, Variation, Yield, DPU, and DPMO/.</w:t>
       </w:r>
     </w:p>
     <w:p/>
@@ -3492,7 +3550,7 @@
         <w:pStyle w:val="Heading2"/>
       </w:pPr>
       <w:r>
-        <w:t>Lab 8 — Root Cause Analysis with 5 Whys, Fishbone, and Evidence  [Core]</w:t>
+        <w:t>Activity 8 — Root Cause Analysis with 5 Whys, Fishbone, and Evidence  [Core]</w:t>
       </w:r>
     </w:p>
     <w:p>
@@ -3595,7 +3653,7 @@
         <w:pStyle w:val="ListNumber"/>
       </w:pPr>
       <w:r>
-        <w:t>Test each shortlisted cause against your Lab 7 data — does the evidence support it?</w:t>
+        <w:t>Test each shortlisted cause against your Activity 7 data — does the evidence support it?</w:t>
       </w:r>
     </w:p>
     <w:p>
@@ -3613,7 +3671,7 @@
           <w:color w:val="1F6FEB"/>
           <w:sz w:val="22"/>
         </w:rPr>
-        <w:t>Data and worksheets for this lab</w:t>
+        <w:t>Data and worksheets for this activity</w:t>
       </w:r>
     </w:p>
     <w:p>
@@ -3666,7 +3724,7 @@
     </w:p>
     <w:p>
       <w:r>
-        <w:t>Test every candidate cause against the Lab 7 data before shortlisting it.</w:t>
+        <w:t>Test every candidate cause against the Activity 7 data before shortlisting it.</w:t>
       </w:r>
     </w:p>
     <w:p>
@@ -3696,7 +3754,7 @@
         <w:rPr>
           <w:sz w:val="20"/>
         </w:rPr>
-        <w:t>The full worksheet, the mock data and the blank templates for this lab are in labs/lab-08-root-cause-analysis-with-5-whys-fishbone-and-evidence/ — open README.md in that folder.</w:t>
+        <w:t>The Learner Worksheet, Checklist, mock data and blank templates for this activity are in activities/08 - Root Cause Analysis with 5 Whys, Fishbone, and Evidence/.</w:t>
       </w:r>
     </w:p>
     <w:p/>
@@ -3776,7 +3834,7 @@
         <w:pStyle w:val="Heading2"/>
       </w:pPr>
       <w:r>
-        <w:t>Lab 9 — Countermeasures, 5S, Mistake Proofing, Standard Work, and Kaizen  [Core]</w:t>
+        <w:t>Activity 9 — Countermeasures, 5S, Mistake Proofing, Standard Work, and Kaizen  [Core]</w:t>
       </w:r>
     </w:p>
     <w:p>
@@ -3877,7 +3935,7 @@
           <w:color w:val="1F6FEB"/>
           <w:sz w:val="22"/>
         </w:rPr>
-        <w:t>Data and worksheets for this lab</w:t>
+        <w:t>Data and worksheets for this activity</w:t>
       </w:r>
     </w:p>
     <w:p>
@@ -3923,7 +3981,7 @@
         <w:rPr>
           <w:sz w:val="20"/>
         </w:rPr>
-        <w:t>The full worksheet, the mock data and the blank templates for this lab are in labs/lab-09-countermeasures-5s-mistake-proofing-standard-work-and-kaizen/ — open README.md in that folder.</w:t>
+        <w:t>The Learner Worksheet, Checklist, mock data and blank templates for this activity are in activities/09 - Countermeasures, 5S, Mistake Proofing, Standard Work, and Kaizen/.</w:t>
       </w:r>
     </w:p>
     <w:p/>
@@ -3932,7 +3990,7 @@
         <w:pStyle w:val="Heading2"/>
       </w:pPr>
       <w:r>
-        <w:t>Lab 13 — Solution Selection Matrix, Benchmarking, and FMEA  [Elective]</w:t>
+        <w:t>Activity 13 — Solution Selection Matrix, Benchmarking, and FMEA  [Elective]</w:t>
       </w:r>
     </w:p>
     <w:p>
@@ -4017,7 +4075,7 @@
           <w:color w:val="1F6FEB"/>
           <w:sz w:val="22"/>
         </w:rPr>
-        <w:t>Data and worksheets for this lab</w:t>
+        <w:t>Data and worksheets for this activity</w:t>
       </w:r>
     </w:p>
     <w:p>
@@ -4071,7 +4129,7 @@
         <w:rPr>
           <w:sz w:val="20"/>
         </w:rPr>
-        <w:t>The full worksheet, the mock data and the blank templates for this lab are in labs/lab-13-solution-selection-matrix-benchmarking-and-fmea/ — open README.md in that folder.</w:t>
+        <w:t>The Learner Worksheet, Checklist, mock data and blank templates for this activity are in activities/13 - Solution Selection Matrix, Benchmarking, and FMEA/.</w:t>
       </w:r>
     </w:p>
     <w:p/>
@@ -4151,7 +4209,7 @@
         <w:pStyle w:val="Heading2"/>
       </w:pPr>
       <w:r>
-        <w:t>Lab 10 — Control Plan, A3 Summary, Handover, and Certification Readiness  [Core]</w:t>
+        <w:t>Activity 10 — Control Plan, A3 Summary, Handover, and Certification Readiness  [Core]</w:t>
       </w:r>
     </w:p>
     <w:p>
@@ -4244,7 +4302,7 @@
           <w:color w:val="1F6FEB"/>
           <w:sz w:val="22"/>
         </w:rPr>
-        <w:t>Data and worksheets for this lab</w:t>
+        <w:t>Data and worksheets for this activity</w:t>
       </w:r>
     </w:p>
     <w:p>
@@ -4311,7 +4369,7 @@
         <w:rPr>
           <w:sz w:val="20"/>
         </w:rPr>
-        <w:t>The full worksheet, the mock data and the blank templates for this lab are in labs/lab-10-control-plan-a3-summary-handover-and-certification-readiness/ — open README.md in that folder.</w:t>
+        <w:t>The Learner Worksheet, Checklist, mock data and blank templates for this activity are in activities/10 - Control Plan, A3 Summary, Handover, and Certification Readiness/.</w:t>
       </w:r>
     </w:p>
     <w:p/>
@@ -4320,7 +4378,7 @@
         <w:pStyle w:val="Heading2"/>
       </w:pPr>
       <w:r>
-        <w:t>Lab 14 — Descriptive Statistics and Implementation Planning  [Elective]</w:t>
+        <w:t>Activity 14 — Descriptive Statistics and Implementation Planning  [Elective]</w:t>
       </w:r>
     </w:p>
     <w:p>
@@ -4397,7 +4455,7 @@
           <w:color w:val="1F6FEB"/>
           <w:sz w:val="22"/>
         </w:rPr>
-        <w:t>Data and worksheets for this lab</w:t>
+        <w:t>Data and worksheets for this activity</w:t>
       </w:r>
     </w:p>
     <w:p>
@@ -4472,7 +4530,7 @@
         <w:rPr>
           <w:sz w:val="20"/>
         </w:rPr>
-        <w:t>The full worksheet, the mock data and the blank templates for this lab are in labs/lab-14-descriptive-statistics-and-implementation-planning/ — open README.md in that folder.</w:t>
+        <w:t>The Learner Worksheet, Checklist, mock data and blank templates for this activity are in activities/14 - Descriptive Statistics and Implementation Planning/.</w:t>
       </w:r>
     </w:p>
     <w:p/>

--- a/courseware/LG-Certified Lean Six Sigma Yellow Belt (CLSSYB) Training.docx
+++ b/courseware/LG-Certified Lean Six Sigma Yellow Belt (CLSSYB) Training.docx
@@ -1391,7 +1391,7 @@
     </w:p>
     <w:p>
       <w:r>
-        <w:t>Every activity uses one continuous scenario — the Contoso Service Desk, where IT tickets take too long to be assigned and employees must chase for status. By the end of the course your lab outputs form a complete improvement package: role definition, VOC/CTQ, process maps, data collection plan, analysis, root cause, countermeasures and a control plan.</w:t>
+        <w:t>Every activity uses one continuous scenario — the Contoso Service Desk, where IT tickets take too long to be assigned and employees must chase for status. By the end of the course your activity outputs form a complete improvement package: role definition, VOC/CTQ, process maps, data collection plan, analysis, root cause, countermeasures and a control plan.</w:t>
       </w:r>
     </w:p>
     <w:p>
@@ -1570,7 +1570,7 @@
         <w:pStyle w:val="ListBullet"/>
       </w:pPr>
       <w:r>
-        <w:t>A browser, for the interactive problem-solving tools used in the Analyze labs.</w:t>
+        <w:t>A browser, for the interactive problem-solving tools used in the Analyze activities.</w:t>
       </w:r>
     </w:p>
     <w:p>
@@ -1601,7 +1601,7 @@
     </w:p>
     <w:p>
       <w:r>
-        <w:t>Five browser-based tools are used during the labs. No installation, licence or sign-up is required, and nothing you enter leaves your browser.</w:t>
+        <w:t>Five browser-based tools are used during the activities. No installation, licence or sign-up is required, and nothing you enter leaves your browser.</w:t>
       </w:r>
     </w:p>
     <w:p>
@@ -1659,7 +1659,7 @@
         <w:pStyle w:val="ListBullet"/>
       </w:pPr>
       <w:r>
-        <w:t>Core labs are completed by everyone and map directly to the assessment.</w:t>
+        <w:t>Core activities are completed by everyone and map directly to the assessment.</w:t>
       </w:r>
     </w:p>
     <w:p>
@@ -1667,7 +1667,7 @@
         <w:pStyle w:val="ListBullet"/>
       </w:pPr>
       <w:r>
-        <w:t>Elective labs extend the same scenario with additional Lean Six Sigma tools; complete them if time allows or as post-course practice.</w:t>
+        <w:t>Elective activities extend the same scenario with additional Lean Six Sigma tools; complete them if time allows or as post-course practice.</w:t>
       </w:r>
     </w:p>
     <w:p>
@@ -1675,7 +1675,7 @@
         <w:pStyle w:val="ListBullet"/>
       </w:pPr>
       <w:r>
-        <w:t>All labs build on the same Contoso Service Desk scenario, so outputs carry forward from one lab to the next.</w:t>
+        <w:t>All activities build on the same Contoso Service Desk scenario, so outputs carry forward from one activity to the next.</w:t>
       </w:r>
     </w:p>
     <w:p>
@@ -1695,7 +1695,7 @@
     </w:p>
     <w:p>
       <w:r>
-        <w:t>These are the same figures the Case Study assessment uses, so the numbers you calculate in the labs are the numbers you will be assessed on.</w:t>
+        <w:t>These are the same figures the Case Study assessment uses, so the numbers you calculate in the activities are the numbers you will be assessed on.</w:t>
       </w:r>
     </w:p>
     <w:p>
@@ -1727,7 +1727,7 @@
         <w:pStyle w:val="ListBullet"/>
       </w:pPr>
       <w:r>
-        <w:t>Each lab folder carries its own data/ (mock data to analyse) and templates/ (worksheets to complete).</w:t>
+        <w:t>Each activity folder carries its own data/ (mock data to analyse) and templates/ (worksheets to complete).</w:t>
       </w:r>
     </w:p>
     <w:p>
@@ -1760,7 +1760,7 @@
         <w:pStyle w:val="ListBullet"/>
       </w:pPr>
       <w:r>
-        <w:t>Each lab states its objective, the deliverable you produce, the steps, and a check to confirm you are done.</w:t>
+        <w:t>Each activity states its objective, the deliverable you produce, the steps, and a check to confirm you are done.</w:t>
       </w:r>
     </w:p>
     <w:p>
@@ -1776,7 +1776,7 @@
         <w:pStyle w:val="ListBullet"/>
       </w:pPr>
       <w:r>
-        <w:t>Where a lab uses an online tool, the tool URL is shown with the step.</w:t>
+        <w:t>Where an activity uses an online tool, the tool URL is shown with the step.</w:t>
       </w:r>
     </w:p>
     <w:p>
@@ -1784,7 +1784,7 @@
         <w:pStyle w:val="ListBullet"/>
       </w:pPr>
       <w:r>
-        <w:t>Keep every lab output — they combine into your final improvement package and are your revision material.</w:t>
+        <w:t>Keep every activity output — they combine into your final improvement package and are your revision material.</w:t>
       </w:r>
     </w:p>
     <w:p>
@@ -3511,7 +3511,7 @@
     </w:p>
     <w:p>
       <w:r>
-        <w:t>Upload data/assignment-times.csv to NovaSPC for the run chart. Worked answers are in solution/pareto-table-answers.csv and solution/process-metrics-answers.csv — attempt the lab before opening them.</w:t>
+        <w:t>Upload data/assignment-times.csv to NovaSPC for the run chart. Worked answers are in solution/pareto-table-answers.csv and solution/process-metrics-answers.csv — attempt the activity before opening them.</w:t>
       </w:r>
     </w:p>
     <w:p>
@@ -4775,7 +4775,7 @@
         <w:pStyle w:val="ListBullet"/>
       </w:pPr>
       <w:r>
-        <w:t>Both papers are open book — you may use these slides, this Learner Guide and your lab outputs.</w:t>
+        <w:t>Both papers are open book — you may use these slides, this Learner Guide and your activity outputs.</w:t>
       </w:r>
     </w:p>
     <w:p>
@@ -4783,7 +4783,7 @@
         <w:pStyle w:val="ListBullet"/>
       </w:pPr>
       <w:r>
-        <w:t>Revise by re-reading your own lab outputs; they follow exactly the same scenario as the Case Study.</w:t>
+        <w:t>Revise by re-reading your own activity outputs; they follow exactly the same scenario as the Case Study.</w:t>
       </w:r>
     </w:p>
     <w:p>
@@ -4831,7 +4831,7 @@
         <w:pStyle w:val="ListBullet"/>
       </w:pPr>
       <w:r>
-        <w:t>Re-work the labs from memory — being able to produce the tools unaided is the best preparation.</w:t>
+        <w:t>Re-work the activities from memory — being able to produce the tools unaided is the best preparation.</w:t>
       </w:r>
     </w:p>
     <w:p>
